--- a/template/contract_template.docx
+++ b/template/contract_template.docx
@@ -17,6 +17,7 @@
         <w:tc>
           <w:tcPr>
             <w:tcW w:type="dxa" w:w="4535"/>
+            <w:vMerge w:val="restart"/>
             <w:tcBorders>
               <w:top w:val="nil"/>
               <w:left w:val="nil"/>
@@ -67,7 +68,8 @@
         </w:tc>
         <w:tc>
           <w:tcPr>
-            <w:tcW w:type="dxa" w:w="6180"/>
+            <w:tcW w:type="dxa" w:w="10715"/>
+            <w:gridSpan w:val="2"/>
             <w:tcBorders>
               <w:top w:val="nil"/>
               <w:left w:val="nil"/>
@@ -91,6 +93,51 @@
             </w:r>
           </w:p>
         </w:tc>
+      </w:tr>
+      <w:tr>
+        <w:tc>
+          <w:tcPr>
+            <w:tcW w:type="dxa" w:w="4535"/>
+            <w:vMerge/>
+          </w:tcPr>
+          <w:p/>
+        </w:tc>
+        <w:tc>
+          <w:tcPr>
+            <w:tcW w:type="dxa" w:w="6180"/>
+            <w:tcBorders>
+              <w:top w:val="nil"/>
+              <w:left w:val="nil"/>
+              <w:bottom w:val="nil"/>
+              <w:right w:val="nil"/>
+            </w:tcBorders>
+            <w:vAlign w:val="center"/>
+          </w:tcPr>
+          <w:p>
+            <w:pPr>
+              <w:spacing w:after="0"/>
+              <w:jc w:val="left"/>
+            </w:pPr>
+            <w:r>
+              <w:rPr>
+                <w:rFonts w:ascii="微软雅黑" w:hAnsi="微软雅黑" w:eastAsia="微软雅黑"/>
+                <w:b w:val="0"/>
+                <w:color w:val="787878"/>
+                <w:sz w:val="20"/>
+              </w:rPr>
+              <w:t>甲方：</w:t>
+            </w:r>
+            <w:r>
+              <w:rPr>
+                <w:rFonts w:ascii="微软雅黑" w:hAnsi="微软雅黑" w:eastAsia="微软雅黑"/>
+                <w:b/>
+                <w:color w:val="000000"/>
+                <w:sz w:val="20"/>
+              </w:rPr>
+              <w:t>{{ 甲方 }}</w:t>
+            </w:r>
+          </w:p>
+        </w:tc>
         <w:tc>
           <w:tcPr>
             <w:tcW w:type="dxa" w:w="4535"/>
@@ -104,30 +151,6 @@
           </w:tcPr>
           <w:p>
             <w:pPr>
-              <w:spacing w:after="40"/>
-              <w:jc w:val="right"/>
-            </w:pPr>
-            <w:r>
-              <w:rPr>
-                <w:rFonts w:ascii="微软雅黑" w:hAnsi="微软雅黑" w:eastAsia="微软雅黑"/>
-                <w:b w:val="0"/>
-                <w:color w:val="787878"/>
-                <w:sz w:val="18"/>
-              </w:rPr>
-              <w:t>合同号码：</w:t>
-            </w:r>
-            <w:r>
-              <w:rPr>
-                <w:rFonts w:ascii="微软雅黑" w:hAnsi="微软雅黑" w:eastAsia="微软雅黑"/>
-                <w:b w:val="0"/>
-                <w:color w:val="000000"/>
-                <w:sz w:val="18"/>
-              </w:rPr>
-              <w:t>{{ 合同号码 }}</w:t>
-            </w:r>
-          </w:p>
-          <w:p>
-            <w:pPr>
               <w:spacing w:after="0"/>
               <w:jc w:val="right"/>
             </w:pPr>
@@ -136,16 +159,95 @@
                 <w:rFonts w:ascii="微软雅黑" w:hAnsi="微软雅黑" w:eastAsia="微软雅黑"/>
                 <w:b w:val="0"/>
                 <w:color w:val="787878"/>
-                <w:sz w:val="18"/>
+                <w:sz w:val="20"/>
+              </w:rPr>
+              <w:t>合同号码：</w:t>
+            </w:r>
+            <w:r>
+              <w:rPr>
+                <w:rFonts w:ascii="微软雅黑" w:hAnsi="微软雅黑" w:eastAsia="微软雅黑"/>
+                <w:b/>
+                <w:color w:val="000000"/>
+                <w:sz w:val="20"/>
+              </w:rPr>
+              <w:t>{{ 合同号码 }}</w:t>
+            </w:r>
+          </w:p>
+        </w:tc>
+      </w:tr>
+      <w:tr>
+        <w:tc>
+          <w:tcPr>
+            <w:tcW w:type="dxa" w:w="4535"/>
+            <w:vMerge/>
+          </w:tcPr>
+          <w:p/>
+        </w:tc>
+        <w:tc>
+          <w:tcPr>
+            <w:tcW w:type="dxa" w:w="6180"/>
+            <w:tcBorders>
+              <w:top w:val="nil"/>
+              <w:left w:val="nil"/>
+              <w:bottom w:val="nil"/>
+              <w:right w:val="nil"/>
+            </w:tcBorders>
+            <w:vAlign w:val="center"/>
+          </w:tcPr>
+          <w:p>
+            <w:pPr>
+              <w:jc w:val="left"/>
+            </w:pPr>
+            <w:r>
+              <w:rPr>
+                <w:rFonts w:ascii="微软雅黑" w:hAnsi="微软雅黑" w:eastAsia="微软雅黑"/>
+                <w:b w:val="0"/>
+                <w:color w:val="787878"/>
+                <w:sz w:val="20"/>
+              </w:rPr>
+              <w:t>乙方：</w:t>
+            </w:r>
+            <w:r>
+              <w:rPr>
+                <w:rFonts w:ascii="微软雅黑" w:hAnsi="微软雅黑" w:eastAsia="微软雅黑"/>
+                <w:b/>
+                <w:color w:val="000000"/>
+                <w:sz w:val="20"/>
+              </w:rPr>
+              <w:t>{{ 乙方 }}</w:t>
+            </w:r>
+          </w:p>
+        </w:tc>
+        <w:tc>
+          <w:tcPr>
+            <w:tcW w:type="dxa" w:w="4535"/>
+            <w:tcBorders>
+              <w:top w:val="nil"/>
+              <w:left w:val="nil"/>
+              <w:bottom w:val="nil"/>
+              <w:right w:val="nil"/>
+            </w:tcBorders>
+            <w:vAlign w:val="center"/>
+          </w:tcPr>
+          <w:p>
+            <w:pPr>
+              <w:jc w:val="right"/>
+            </w:pPr>
+            <w:r>
+              <w:rPr>
+                <w:rFonts w:ascii="微软雅黑" w:hAnsi="微软雅黑" w:eastAsia="微软雅黑"/>
+                <w:b w:val="0"/>
+                <w:color w:val="787878"/>
+                <w:sz w:val="20"/>
               </w:rPr>
               <w:t>签约日期：</w:t>
             </w:r>
             <w:r>
               <w:rPr>
                 <w:rFonts w:ascii="微软雅黑" w:hAnsi="微软雅黑" w:eastAsia="微软雅黑"/>
-                <w:b w:val="0"/>
+                <w:b/>
                 <w:color w:val="000000"/>
-                <w:sz w:val="18"/>
+                <w:sz w:val="20"/>
               </w:rPr>
               <w:t>{{ 签约日期 }}</w:t>
             </w:r>
@@ -153,49 +255,6 @@
         </w:tc>
       </w:tr>
     </w:tbl>
-    <w:p>
-      <w:pPr>
-        <w:spacing w:before="80"/>
-      </w:pPr>
-      <w:r>
-        <w:rPr>
-          <w:rFonts w:ascii="微软雅黑" w:hAnsi="微软雅黑" w:eastAsia="微软雅黑"/>
-          <w:b w:val="0"/>
-          <w:color w:val="787878"/>
-          <w:sz w:val="20"/>
-        </w:rPr>
-        <w:t>甲方：</w:t>
-      </w:r>
-      <w:r>
-        <w:rPr>
-          <w:rFonts w:ascii="微软雅黑" w:hAnsi="微软雅黑" w:eastAsia="微软雅黑"/>
-          <w:b/>
-          <w:color w:val="000000"/>
-          <w:sz w:val="20"/>
-        </w:rPr>
-        <w:t>{{ 甲方 }}</w:t>
-      </w:r>
-    </w:p>
-    <w:p>
-      <w:r>
-        <w:rPr>
-          <w:rFonts w:ascii="微软雅黑" w:hAnsi="微软雅黑" w:eastAsia="微软雅黑"/>
-          <w:b w:val="0"/>
-          <w:color w:val="787878"/>
-          <w:sz w:val="20"/>
-        </w:rPr>
-        <w:t>乙方：</w:t>
-      </w:r>
-      <w:r>
-        <w:rPr>
-          <w:rFonts w:ascii="微软雅黑" w:hAnsi="微软雅黑" w:eastAsia="微软雅黑"/>
-          <w:b/>
-          <w:color w:val="000000"/>
-          <w:sz w:val="20"/>
-        </w:rPr>
-        <w:t>{{ 乙方 }}</w:t>
-      </w:r>
-    </w:p>
     <w:p>
       <w:pPr>
         <w:spacing w:before="80"/>
